--- a/1952.6/1952年6月20日，与傅作义的谈话__LLM初注.docx
+++ b/1952.6/1952年6月20日，与傅作义的谈话__LLM初注.docx
@@ -513,13 +513,23 @@
       </w:r>
     </w:p>
     <w:p>
+      <w:commentRangeStart w:id="0"/>
       <w:r>
         <w:t>1. 【需核】1949年初解放军炮击天坛临时飞机场、炸坏祈年殿一角的具体经过和时间需要核实。</w:t>
       </w:r>
-    </w:p>
-    <w:p>
+      <w:commentRangeEnd w:id="0"/>
+      <w:r>
+        <w:commentReference w:id="0"/>
+      </w:r>
+    </w:p>
+    <w:p>
+      <w:commentRangeStart w:id="1"/>
       <w:r>
         <w:t>2. 【需核】文末“宜生”应改为“傅作义”或其他称谓，人物对话中称谓的标注规范需要统一。</w:t>
+      </w:r>
+      <w:commentRangeEnd w:id="1"/>
+      <w:r>
+        <w:commentReference w:id="1"/>
       </w:r>
     </w:p>
     <w:sectPr>
@@ -535,6 +545,25 @@
     </w:sectPr>
   </w:body>
 </w:document>
+</file>
+
+<file path=word/comments.xml><?xml version="1.0" encoding="utf-8"?>
+<w:comments xmlns:w="http://schemas.openxmlformats.org/wordprocessingml/2006/main">
+  <w:comment w:id="0" w:author="LLM初注待核" w:date="2026-07-05T15:07:28Z">
+    <w:p>
+      <w:r>
+        <w:t>【需核】1949年初解放军炮击天坛临时飞机场、炸坏祈年殿一角的具体经过和时间需要核实。</w:t>
+      </w:r>
+    </w:p>
+  </w:comment>
+  <w:comment w:id="1" w:author="LLM初注待核" w:date="2026-07-05T15:07:28Z">
+    <w:p>
+      <w:r>
+        <w:t>【需核】文末“宜生”应改为“傅作义”或其他称谓，人物对话中称谓的标注规范需要统一。</w:t>
+      </w:r>
+    </w:p>
+  </w:comment>
+</w:comments>
 </file>
 
 <file path=word/footer1.xml><?xml version="1.0" encoding="utf-8"?>

--- a/1952.6/1952年6月20日，与傅作义的谈话__LLM初注.docx
+++ b/1952.6/1952年6月20日，与傅作义的谈话__LLM初注.docx
@@ -519,6 +519,9 @@
       </w:r>
       <w:commentRangeEnd w:id="0"/>
       <w:r>
+        <w:rPr>
+          <w:rStyle w:val="CommentReference"/>
+        </w:rPr>
         <w:commentReference w:id="0"/>
       </w:r>
     </w:p>
@@ -529,6 +532,9 @@
       </w:r>
       <w:commentRangeEnd w:id="1"/>
       <w:r>
+        <w:rPr>
+          <w:rStyle w:val="CommentReference"/>
+        </w:rPr>
         <w:commentReference w:id="1"/>
       </w:r>
     </w:p>
@@ -551,6 +557,9 @@
 <w:comments xmlns:w="http://schemas.openxmlformats.org/wordprocessingml/2006/main">
   <w:comment w:id="0" w:author="LLM初注待核" w:date="2026-07-05T15:07:28Z">
     <w:p>
+      <w:pPr>
+        <w:pStyle w:val="CommentText"/>
+      </w:pPr>
       <w:r>
         <w:t>【需核】1949年初解放军炮击天坛临时飞机场、炸坏祈年殿一角的具体经过和时间需要核实。</w:t>
       </w:r>
@@ -558,6 +567,9 @@
   </w:comment>
   <w:comment w:id="1" w:author="LLM初注待核" w:date="2026-07-05T15:07:28Z">
     <w:p>
+      <w:pPr>
+        <w:pStyle w:val="CommentText"/>
+      </w:pPr>
       <w:r>
         <w:t>【需核】文末“宜生”应改为“傅作义”或其他称谓，人物对话中称谓的标注规范需要统一。</w:t>
       </w:r>

--- a/1952.6/1952年6月20日，与傅作义的谈话__LLM初注.docx
+++ b/1952.6/1952年6月20日，与傅作义的谈话__LLM初注.docx
@@ -41,11 +41,20 @@
       <w:r>
         <w:rPr>
           <w:rStyle w:val="FootnoteReference"/>
-        </w:rPr>
+          <w:vertAlign w:val="superscript"/>
+        </w:rPr>
+        <w:t>[</w:t>
         <w:footnoteReference w:id="4"/>
-      </w:r>
-      <w:r>
-        <w:rPr/>
+        <w:t>]</w:t>
+      </w:r>
+      <w:r>
+        <w:rPr>
+          <w:rFonts w:hint="eastAsia" w:ascii="黑体" w:hAnsi="黑体" w:eastAsia="黑体" w:cs="黑体"/>
+          <w:sz w:val="44"/>
+          <w:szCs w:val="44"/>
+          <w:vertAlign w:val="baseline"/>
+          <w:lang w:val="en-US" w:eastAsia="zh-CN"/>
+        </w:rPr>
         <w:t xml:space="preserve">的谈话</w:t>
       </w:r>
       <w:bookmarkEnd w:id="0"/>
@@ -61,13 +70,16 @@
       </w:r>
       <w:r>
         <w:rPr>
+          <w:rStyle w:val="FootnoteReference"/>
           <w:rFonts w:hint="eastAsia" w:ascii="仿宋" w:hAnsi="仿宋" w:eastAsia="仿宋" w:cs="仿宋"/>
           <w:sz w:val="36"/>
           <w:szCs w:val="36"/>
           <w:vertAlign w:val="superscript"/>
           <w:lang w:val="en-US" w:eastAsia="zh-CN"/>
         </w:rPr>
+        <w:t>[</w:t>
         <w:footnoteReference w:id="0"/>
+        <w:t>]</w:t>
       </w:r>
       <w:r>
         <w:rPr>
@@ -204,11 +216,18 @@
       <w:r>
         <w:rPr>
           <w:rStyle w:val="FootnoteReference"/>
-        </w:rPr>
+          <w:vertAlign w:val="superscript"/>
+        </w:rPr>
+        <w:t>[</w:t>
         <w:footnoteReference w:id="5"/>
-      </w:r>
-      <w:r>
-        <w:rPr/>
+        <w:t>]</w:t>
+      </w:r>
+      <w:r>
+        <w:rPr>
+          <w:rFonts w:hint="eastAsia" w:ascii="仿宋" w:hAnsi="仿宋" w:eastAsia="仿宋"/>
+          <w:sz w:val="32"/>
+          <w:szCs w:val="32"/>
+        </w:rPr>
         <w:t xml:space="preserve">前，毛</w:t>
       </w:r>
       <w:r>
@@ -327,11 +346,18 @@
       <w:r>
         <w:rPr>
           <w:rStyle w:val="FootnoteReference"/>
-        </w:rPr>
+          <w:vertAlign w:val="superscript"/>
+        </w:rPr>
+        <w:t>[</w:t>
         <w:footnoteReference w:id="6"/>
-      </w:r>
-      <w:r>
-        <w:rPr/>
+        <w:t>]</w:t>
+      </w:r>
+      <w:r>
+        <w:rPr>
+          <w:rFonts w:hint="eastAsia" w:ascii="仿宋" w:hAnsi="仿宋" w:eastAsia="仿宋"/>
+          <w:sz w:val="32"/>
+          <w:szCs w:val="32"/>
+        </w:rPr>
         <w:t xml:space="preserve">临时飞机场抢运武器和亲信分子，不得不炮击临时飞机场，不慎将殿角炸掉了一块儿。</w:t>
       </w:r>
       <w:r>

--- a/1952.6/1952年6月20日，与傅作义的谈话__LLM初注.docx
+++ b/1952.6/1952年6月20日，与傅作义的谈话__LLM初注.docx
@@ -43,9 +43,16 @@
           <w:rStyle w:val="FootnoteReference"/>
           <w:vertAlign w:val="superscript"/>
         </w:rPr>
-        <w:t>[</w:t>
+        <w:t>[1]</w:t>
+      </w:r>
+      <w:r>
+        <w:rPr>
+          <w:rStyle w:val="FootnoteReference"/>
+          <w:vertAlign w:val="superscript"/>
+          <w:vanish/>
+          <w:specVanish/>
+        </w:rPr>
         <w:footnoteReference w:id="4"/>
-        <w:t>]</w:t>
       </w:r>
       <w:r>
         <w:rPr>
@@ -60,36 +67,19 @@
       <w:bookmarkEnd w:id="0"/>
       <w:r>
         <w:rPr>
-          <w:rFonts w:hint="eastAsia" w:ascii="仿宋" w:hAnsi="仿宋" w:eastAsia="仿宋" w:cs="仿宋"/>
-          <w:sz w:val="36"/>
-          <w:szCs w:val="36"/>
+          <w:rStyle w:val="FootnoteReference"/>
           <w:vertAlign w:val="superscript"/>
-          <w:lang w:val="en-US" w:eastAsia="zh-CN"/>
-        </w:rPr>
-        <w:t>[</w:t>
+        </w:rPr>
+        <w:t>[2]</w:t>
       </w:r>
       <w:r>
         <w:rPr>
           <w:rStyle w:val="FootnoteReference"/>
-          <w:rFonts w:hint="eastAsia" w:ascii="仿宋" w:hAnsi="仿宋" w:eastAsia="仿宋" w:cs="仿宋"/>
-          <w:sz w:val="36"/>
-          <w:szCs w:val="36"/>
           <w:vertAlign w:val="superscript"/>
-          <w:lang w:val="en-US" w:eastAsia="zh-CN"/>
-        </w:rPr>
-        <w:t>[</w:t>
+          <w:vanish/>
+          <w:specVanish/>
+        </w:rPr>
         <w:footnoteReference w:id="0"/>
-        <w:t>]</w:t>
-      </w:r>
-      <w:r>
-        <w:rPr>
-          <w:rFonts w:hint="eastAsia" w:ascii="仿宋" w:hAnsi="仿宋" w:eastAsia="仿宋" w:cs="仿宋"/>
-          <w:sz w:val="36"/>
-          <w:szCs w:val="36"/>
-          <w:vertAlign w:val="superscript"/>
-          <w:lang w:val="en-US" w:eastAsia="zh-CN"/>
-        </w:rPr>
-        <w:t>]</w:t>
       </w:r>
     </w:p>
     <w:p>
@@ -218,9 +208,16 @@
           <w:rStyle w:val="FootnoteReference"/>
           <w:vertAlign w:val="superscript"/>
         </w:rPr>
-        <w:t>[</w:t>
+        <w:t>[3]</w:t>
+      </w:r>
+      <w:r>
+        <w:rPr>
+          <w:rStyle w:val="FootnoteReference"/>
+          <w:vertAlign w:val="superscript"/>
+          <w:vanish/>
+          <w:specVanish/>
+        </w:rPr>
         <w:footnoteReference w:id="5"/>
-        <w:t>]</w:t>
       </w:r>
       <w:r>
         <w:rPr>
@@ -348,9 +345,16 @@
           <w:rStyle w:val="FootnoteReference"/>
           <w:vertAlign w:val="superscript"/>
         </w:rPr>
-        <w:t>[</w:t>
+        <w:t>[4]</w:t>
+      </w:r>
+      <w:r>
+        <w:rPr>
+          <w:rStyle w:val="FootnoteReference"/>
+          <w:vertAlign w:val="superscript"/>
+          <w:vanish/>
+          <w:specVanish/>
+        </w:rPr>
         <w:footnoteReference w:id="6"/>
-        <w:t>]</w:t>
       </w:r>
       <w:r>
         <w:rPr>
@@ -735,13 +739,39 @@
       </w:pPr>
       <w:r>
         <w:rPr>
+          <w:rStyle w:val="FootnoteReference"/>
+        </w:rPr>
+        <w:t>[2]</w:t>
+      </w:r>
+      <w:r>
+        <w:rPr>
+          <w:rFonts w:hint="eastAsia" w:asciiTheme="minorEastAsia" w:hAnsiTheme="minorEastAsia" w:cstheme="minorBidi"/>
+          <w:kern w:val="2"/>
+          <w:sz w:val="21"/>
+          <w:szCs w:val="21"/>
+          <w:lang w:val="en-US" w:eastAsia="zh-CN" w:bidi="ar-SA"/>
+        </w:rPr>
+        <w:t>关于本文的真实性及时间还存在争议，《</w:t>
+      </w:r>
+      <w:r>
+        <w:rPr>
           <w:rFonts w:hint="eastAsia" w:asciiTheme="minorEastAsia" w:hAnsiTheme="minorEastAsia" w:eastAsiaTheme="minorEastAsia" w:cstheme="minorBidi"/>
           <w:kern w:val="2"/>
           <w:sz w:val="21"/>
           <w:szCs w:val="21"/>
           <w:lang w:val="en-US" w:eastAsia="zh-CN" w:bidi="ar-SA"/>
         </w:rPr>
-        <w:t>[</w:t>
+        <w:t>毛泽东年谱</w:t>
+      </w:r>
+      <w:r>
+        <w:rPr>
+          <w:rFonts w:hint="eastAsia" w:asciiTheme="minorEastAsia" w:hAnsiTheme="minorEastAsia" w:cstheme="minorBidi"/>
+          <w:kern w:val="2"/>
+          <w:sz w:val="21"/>
+          <w:szCs w:val="21"/>
+          <w:lang w:val="en-US" w:eastAsia="zh-CN" w:bidi="ar-SA"/>
+        </w:rPr>
+        <w:t>》中并未记载。</w:t>
       </w:r>
       <w:r>
         <w:rPr>
@@ -751,17 +781,7 @@
           <w:szCs w:val="21"/>
           <w:lang w:val="en-US" w:eastAsia="zh-CN" w:bidi="ar-SA"/>
         </w:rPr>
-        <w:footnoteRef/>
-      </w:r>
-      <w:r>
-        <w:rPr>
-          <w:rFonts w:hint="eastAsia" w:asciiTheme="minorEastAsia" w:hAnsiTheme="minorEastAsia" w:eastAsiaTheme="minorEastAsia" w:cstheme="minorBidi"/>
-          <w:kern w:val="2"/>
-          <w:sz w:val="21"/>
-          <w:szCs w:val="21"/>
-          <w:lang w:val="en-US" w:eastAsia="zh-CN" w:bidi="ar-SA"/>
-        </w:rPr>
-        <w:t>]</w:t>
+        <w:t>本文是根据</w:t>
       </w:r>
       <w:r>
         <w:rPr>
@@ -771,46 +791,6 @@
           <w:szCs w:val="21"/>
           <w:lang w:val="en-US" w:eastAsia="zh-CN" w:bidi="ar-SA"/>
         </w:rPr>
-        <w:t>关于本文的真实性及时间还存在争议，《</w:t>
-      </w:r>
-      <w:r>
-        <w:rPr>
-          <w:rFonts w:hint="eastAsia" w:asciiTheme="minorEastAsia" w:hAnsiTheme="minorEastAsia" w:eastAsiaTheme="minorEastAsia" w:cstheme="minorBidi"/>
-          <w:kern w:val="2"/>
-          <w:sz w:val="21"/>
-          <w:szCs w:val="21"/>
-          <w:lang w:val="en-US" w:eastAsia="zh-CN" w:bidi="ar-SA"/>
-        </w:rPr>
-        <w:t>毛泽东年谱</w:t>
-      </w:r>
-      <w:r>
-        <w:rPr>
-          <w:rFonts w:hint="eastAsia" w:asciiTheme="minorEastAsia" w:hAnsiTheme="minorEastAsia" w:cstheme="minorBidi"/>
-          <w:kern w:val="2"/>
-          <w:sz w:val="21"/>
-          <w:szCs w:val="21"/>
-          <w:lang w:val="en-US" w:eastAsia="zh-CN" w:bidi="ar-SA"/>
-        </w:rPr>
-        <w:t>》中并未记载。</w:t>
-      </w:r>
-      <w:r>
-        <w:rPr>
-          <w:rFonts w:hint="eastAsia" w:asciiTheme="minorEastAsia" w:hAnsiTheme="minorEastAsia" w:eastAsiaTheme="minorEastAsia" w:cstheme="minorBidi"/>
-          <w:kern w:val="2"/>
-          <w:sz w:val="21"/>
-          <w:szCs w:val="21"/>
-          <w:lang w:val="en-US" w:eastAsia="zh-CN" w:bidi="ar-SA"/>
-        </w:rPr>
-        <w:t>本文是根据</w:t>
-      </w:r>
-      <w:r>
-        <w:rPr>
-          <w:rFonts w:hint="eastAsia" w:asciiTheme="minorEastAsia" w:hAnsiTheme="minorEastAsia" w:cstheme="minorBidi"/>
-          <w:kern w:val="2"/>
-          <w:sz w:val="21"/>
-          <w:szCs w:val="21"/>
-          <w:lang w:val="en-US" w:eastAsia="zh-CN" w:bidi="ar-SA"/>
-        </w:rPr>
         <w:t>东方直心同志编著的《毛泽东大传》（2021年终极版）第六卷，第2099页记载内容编辑而成。标题为编者所加。</w:t>
       </w:r>
     </w:p>
@@ -828,15 +808,25 @@
       </w:pPr>
       <w:r>
         <w:rPr>
+          <w:rStyle w:val="FootnoteReference"/>
+        </w:rPr>
+        <w:t>[1]</w:t>
+      </w:r>
+      <w:r>
+        <w:rPr>
           <w:rFonts w:asciiTheme="minorEastAsia" w:hAnsiTheme="minorEastAsia" w:eastAsiaTheme="minorEastAsia" w:cstheme="minorBidi"/>
           <w:kern w:val="2"/>
           <w:sz w:val="21"/>
           <w:szCs w:val="21"/>
           <w:lang w:val="en-US" w:eastAsia="zh-CN" w:bidi="ar-SA"/>
         </w:rPr>
-        <w:footnoteRef/>
-      </w:r>
-      <w:r>
+        <w:t xml:space="preserve">傅作义（1895—1974），字宜生，山西荣河（今临猗）人。原国民党军华北“剿总”总司令。1949年1月率部接受和平改编，使古都北京免于战火完整保存。时任中央人民政府水利部部长、国防委员会副主席。</w:t>
+      </w:r>
+    </w:p>
+  </w:footnote>
+  <w:footnote w:id="5">
+    <w:p>
+      <w:pPr>
         <w:rPr>
           <w:rFonts w:asciiTheme="minorEastAsia" w:hAnsiTheme="minorEastAsia" w:eastAsiaTheme="minorEastAsia" w:cstheme="minorBidi"/>
           <w:kern w:val="2"/>
@@ -844,13 +834,14 @@
           <w:szCs w:val="21"/>
           <w:lang w:val="en-US" w:eastAsia="zh-CN" w:bidi="ar-SA"/>
         </w:rPr>
-        <w:t xml:space="preserve">傅作义（1895—1974），字宜生，山西荣河（今临猗）人。原国民党军华北“剿总”总司令。1949年1月率部接受和平改编，使古都北京免于战火完整保存。时任中央人民政府水利部部长、国防委员会副主席。</w:t>
-      </w:r>
-    </w:p>
-  </w:footnote>
-  <w:footnote w:id="5">
-    <w:p>
-      <w:pPr>
+      </w:pPr>
+      <w:r>
+        <w:rPr>
+          <w:rStyle w:val="FootnoteReference"/>
+        </w:rPr>
+        <w:t>[3]</w:t>
+      </w:r>
+      <w:r>
         <w:rPr>
           <w:rFonts w:asciiTheme="minorEastAsia" w:hAnsiTheme="minorEastAsia" w:eastAsiaTheme="minorEastAsia" w:cstheme="minorBidi"/>
           <w:kern w:val="2"/>
@@ -858,8 +849,13 @@
           <w:szCs w:val="21"/>
           <w:lang w:val="en-US" w:eastAsia="zh-CN" w:bidi="ar-SA"/>
         </w:rPr>
-      </w:pPr>
-      <w:r>
+        <w:t xml:space="preserve">祈年殿，位于北京天坛内，是天坛的主体建筑。始建于明永乐十八年（1420年），清乾隆十六年（1751年）重建后改为今名。明清两代皇帝在此举行祈谷大典。</w:t>
+      </w:r>
+    </w:p>
+  </w:footnote>
+  <w:footnote w:id="6">
+    <w:p>
+      <w:pPr>
         <w:rPr>
           <w:rFonts w:asciiTheme="minorEastAsia" w:hAnsiTheme="minorEastAsia" w:eastAsiaTheme="minorEastAsia" w:cstheme="minorBidi"/>
           <w:kern w:val="2"/>
@@ -867,40 +863,12 @@
           <w:szCs w:val="21"/>
           <w:lang w:val="en-US" w:eastAsia="zh-CN" w:bidi="ar-SA"/>
         </w:rPr>
-        <w:footnoteRef/>
-      </w:r>
-      <w:r>
-        <w:rPr>
-          <w:rFonts w:asciiTheme="minorEastAsia" w:hAnsiTheme="minorEastAsia" w:eastAsiaTheme="minorEastAsia" w:cstheme="minorBidi"/>
-          <w:kern w:val="2"/>
-          <w:sz w:val="21"/>
-          <w:szCs w:val="21"/>
-          <w:lang w:val="en-US" w:eastAsia="zh-CN" w:bidi="ar-SA"/>
-        </w:rPr>
-        <w:t xml:space="preserve">祈年殿，位于北京天坛内，是天坛的主体建筑。始建于明永乐十八年（1420年），清乾隆十六年（1751年）重建后改为今名。明清两代皇帝在此举行祈谷大典。</w:t>
-      </w:r>
-    </w:p>
-  </w:footnote>
-  <w:footnote w:id="6">
-    <w:p>
-      <w:pPr>
-        <w:rPr>
-          <w:rFonts w:asciiTheme="minorEastAsia" w:hAnsiTheme="minorEastAsia" w:eastAsiaTheme="minorEastAsia" w:cstheme="minorBidi"/>
-          <w:kern w:val="2"/>
-          <w:sz w:val="21"/>
-          <w:szCs w:val="21"/>
-          <w:lang w:val="en-US" w:eastAsia="zh-CN" w:bidi="ar-SA"/>
-        </w:rPr>
       </w:pPr>
       <w:r>
         <w:rPr>
-          <w:rFonts w:asciiTheme="minorEastAsia" w:hAnsiTheme="minorEastAsia" w:eastAsiaTheme="minorEastAsia" w:cstheme="minorBidi"/>
-          <w:kern w:val="2"/>
-          <w:sz w:val="21"/>
-          <w:szCs w:val="21"/>
-          <w:lang w:val="en-US" w:eastAsia="zh-CN" w:bidi="ar-SA"/>
-        </w:rPr>
-        <w:footnoteRef/>
+          <w:rStyle w:val="FootnoteReference"/>
+        </w:rPr>
+        <w:t>[4]</w:t>
       </w:r>
       <w:r>
         <w:rPr>
